--- a/Art.docx
+++ b/Art.docx
@@ -2218,6 +2218,7 @@
       </w:pPr>
     </w:p>
     <w:sectPr>
+      <w:footerReference w:type="default" r:id="rId8"/>
       <w:pgSz w:w="11906" w:h="16838"/>
       <w:pgMar w:top="1417" w:right="1417" w:bottom="1417" w:left="1417" w:header="708" w:footer="708" w:gutter="0"/>
       <w:cols w:space="708"/>
@@ -2225,6 +2226,111 @@
     </w:sectPr>
   </w:body>
 </w:document>
+</file>
+
+<file path=word/endnotes.xml><?xml version="1.0" encoding="utf-8"?>
+<w:endnotes xmlns:wpc="http://schemas.microsoft.com/office/word/2010/wordprocessingCanvas" xmlns:cx="http://schemas.microsoft.com/office/drawing/2014/chartex" xmlns:cx1="http://schemas.microsoft.com/office/drawing/2015/9/8/chartex" xmlns:cx2="http://schemas.microsoft.com/office/drawing/2015/10/21/chartex" xmlns:cx3="http://schemas.microsoft.com/office/drawing/2016/5/9/chartex" xmlns:cx4="http://schemas.microsoft.com/office/drawing/2016/5/10/chartex" xmlns:cx5="http://schemas.microsoft.com/office/drawing/2016/5/11/chartex" xmlns:cx6="http://schemas.microsoft.com/office/drawing/2016/5/12/chartex" xmlns:cx7="http://schemas.microsoft.com/office/drawing/2016/5/13/chartex" xmlns:cx8="http://schemas.microsoft.com/office/drawing/2016/5/14/chartex" xmlns:mc="http://schemas.openxmlformats.org/markup-compatibility/2006" xmlns:aink="http://schemas.microsoft.com/office/drawing/2016/ink" xmlns:am3d="http://schemas.microsoft.com/office/drawing/2017/model3d" xmlns:o="urn:schemas-microsoft-com:office:office" xmlns:r="http://schemas.openxmlformats.org/officeDocument/2006/relationships" xmlns:m="http://schemas.openxmlformats.org/officeDocument/2006/math" xmlns:v="urn:schemas-microsoft-com:vml" xmlns:wp14="http://schemas.microsoft.com/office/word/2010/wordprocessingDrawing" xmlns:wp="http://schemas.openxmlformats.org/drawingml/2006/wordprocessingDrawing" xmlns:w10="urn:schemas-microsoft-com:office:word" xmlns:w="http://schemas.openxmlformats.org/wordprocessingml/2006/main" xmlns:w14="http://schemas.microsoft.com/office/word/2010/wordml" xmlns:w15="http://schemas.microsoft.com/office/word/2012/wordml" xmlns:w16cex="http://schemas.microsoft.com/office/word/2018/wordml/cex" xmlns:w16cid="http://schemas.microsoft.com/office/word/2016/wordml/cid" xmlns:w16="http://schemas.microsoft.com/office/word/2018/wordml" xmlns:w16sdtdh="http://schemas.microsoft.com/office/word/2020/wordml/sdtdatahash" xmlns:w16se="http://schemas.microsoft.com/office/word/2015/wordml/symex" xmlns:wpg="http://schemas.microsoft.com/office/word/2010/wordprocessingGroup" xmlns:wpi="http://schemas.microsoft.com/office/word/2010/wordprocessingInk" xmlns:wne="http://schemas.microsoft.com/office/word/2006/wordml" xmlns:wps="http://schemas.microsoft.com/office/word/2010/wordprocessingShape" mc:Ignorable="w14 w15 w16se w16cid w16 w16cex w16sdtdh wp14">
+  <w:endnote w:type="separator" w:id="-1">
+    <w:p>
+      <w:pPr>
+        <w:spacing w:after="0" w:line="240" w:lineRule="auto"/>
+      </w:pPr>
+      <w:r>
+        <w:separator/>
+      </w:r>
+    </w:p>
+  </w:endnote>
+  <w:endnote w:type="continuationSeparator" w:id="0">
+    <w:p>
+      <w:pPr>
+        <w:spacing w:after="0" w:line="240" w:lineRule="auto"/>
+      </w:pPr>
+      <w:r>
+        <w:continuationSeparator/>
+      </w:r>
+    </w:p>
+  </w:endnote>
+</w:endnotes>
+</file>
+
+<file path=word/footer1.xml><?xml version="1.0" encoding="utf-8"?>
+<w:ftr xmlns:wpc="http://schemas.microsoft.com/office/word/2010/wordprocessingCanvas" xmlns:cx="http://schemas.microsoft.com/office/drawing/2014/chartex" xmlns:cx1="http://schemas.microsoft.com/office/drawing/2015/9/8/chartex" xmlns:cx2="http://schemas.microsoft.com/office/drawing/2015/10/21/chartex" xmlns:cx3="http://schemas.microsoft.com/office/drawing/2016/5/9/chartex" xmlns:cx4="http://schemas.microsoft.com/office/drawing/2016/5/10/chartex" xmlns:cx5="http://schemas.microsoft.com/office/drawing/2016/5/11/chartex" xmlns:cx6="http://schemas.microsoft.com/office/drawing/2016/5/12/chartex" xmlns:cx7="http://schemas.microsoft.com/office/drawing/2016/5/13/chartex" xmlns:cx8="http://schemas.microsoft.com/office/drawing/2016/5/14/chartex" xmlns:mc="http://schemas.openxmlformats.org/markup-compatibility/2006" xmlns:aink="http://schemas.microsoft.com/office/drawing/2016/ink" xmlns:am3d="http://schemas.microsoft.com/office/drawing/2017/model3d" xmlns:o="urn:schemas-microsoft-com:office:office" xmlns:r="http://schemas.openxmlformats.org/officeDocument/2006/relationships" xmlns:m="http://schemas.openxmlformats.org/officeDocument/2006/math" xmlns:v="urn:schemas-microsoft-com:vml" xmlns:wp14="http://schemas.microsoft.com/office/word/2010/wordprocessingDrawing" xmlns:wp="http://schemas.openxmlformats.org/drawingml/2006/wordprocessingDrawing" xmlns:w10="urn:schemas-microsoft-com:office:word" xmlns:w="http://schemas.openxmlformats.org/wordprocessingml/2006/main" xmlns:w14="http://schemas.microsoft.com/office/word/2010/wordml" xmlns:w15="http://schemas.microsoft.com/office/word/2012/wordml" xmlns:w16cex="http://schemas.microsoft.com/office/word/2018/wordml/cex" xmlns:w16cid="http://schemas.microsoft.com/office/word/2016/wordml/cid" xmlns:w16="http://schemas.microsoft.com/office/word/2018/wordml" xmlns:w16sdtdh="http://schemas.microsoft.com/office/word/2020/wordml/sdtdatahash" xmlns:w16se="http://schemas.microsoft.com/office/word/2015/wordml/symex" xmlns:wpg="http://schemas.microsoft.com/office/word/2010/wordprocessingGroup" xmlns:wpi="http://schemas.microsoft.com/office/word/2010/wordprocessingInk" xmlns:wne="http://schemas.microsoft.com/office/word/2006/wordml" xmlns:wps="http://schemas.microsoft.com/office/word/2010/wordprocessingShape" mc:Ignorable="w14 w15 w16se w16cid w16 w16cex w16sdtdh wp14">
+  <w:p>
+    <w:pPr>
+      <w:pStyle w:val="Pieddepage"/>
+      <w:jc w:val="center"/>
+      <w:rPr>
+        <w:caps/>
+        <w:color w:val="5B9BD5" w:themeColor="accent1"/>
+      </w:rPr>
+    </w:pPr>
+    <w:r>
+      <w:rPr>
+        <w:caps/>
+        <w:color w:val="5B9BD5" w:themeColor="accent1"/>
+      </w:rPr>
+      <w:fldChar w:fldCharType="begin"/>
+    </w:r>
+    <w:r>
+      <w:rPr>
+        <w:caps/>
+        <w:color w:val="5B9BD5" w:themeColor="accent1"/>
+      </w:rPr>
+      <w:instrText>PAGE   \* MERGEFORMAT</w:instrText>
+    </w:r>
+    <w:r>
+      <w:rPr>
+        <w:caps/>
+        <w:color w:val="5B9BD5" w:themeColor="accent1"/>
+      </w:rPr>
+      <w:fldChar w:fldCharType="separate"/>
+    </w:r>
+    <w:r>
+      <w:rPr>
+        <w:caps/>
+        <w:color w:val="5B9BD5" w:themeColor="accent1"/>
+      </w:rPr>
+      <w:t>2</w:t>
+    </w:r>
+    <w:r>
+      <w:rPr>
+        <w:caps/>
+        <w:color w:val="5B9BD5" w:themeColor="accent1"/>
+      </w:rPr>
+      <w:fldChar w:fldCharType="end"/>
+    </w:r>
+  </w:p>
+  <w:p>
+    <w:pPr>
+      <w:pStyle w:val="Pieddepage"/>
+    </w:pPr>
+  </w:p>
+</w:ftr>
+</file>
+
+<file path=word/footnotes.xml><?xml version="1.0" encoding="utf-8"?>
+<w:footnotes xmlns:wpc="http://schemas.microsoft.com/office/word/2010/wordprocessingCanvas" xmlns:cx="http://schemas.microsoft.com/office/drawing/2014/chartex" xmlns:cx1="http://schemas.microsoft.com/office/drawing/2015/9/8/chartex" xmlns:cx2="http://schemas.microsoft.com/office/drawing/2015/10/21/chartex" xmlns:cx3="http://schemas.microsoft.com/office/drawing/2016/5/9/chartex" xmlns:cx4="http://schemas.microsoft.com/office/drawing/2016/5/10/chartex" xmlns:cx5="http://schemas.microsoft.com/office/drawing/2016/5/11/chartex" xmlns:cx6="http://schemas.microsoft.com/office/drawing/2016/5/12/chartex" xmlns:cx7="http://schemas.microsoft.com/office/drawing/2016/5/13/chartex" xmlns:cx8="http://schemas.microsoft.com/office/drawing/2016/5/14/chartex" xmlns:mc="http://schemas.openxmlformats.org/markup-compatibility/2006" xmlns:aink="http://schemas.microsoft.com/office/drawing/2016/ink" xmlns:am3d="http://schemas.microsoft.com/office/drawing/2017/model3d" xmlns:o="urn:schemas-microsoft-com:office:office" xmlns:r="http://schemas.openxmlformats.org/officeDocument/2006/relationships" xmlns:m="http://schemas.openxmlformats.org/officeDocument/2006/math" xmlns:v="urn:schemas-microsoft-com:vml" xmlns:wp14="http://schemas.microsoft.com/office/word/2010/wordprocessingDrawing" xmlns:wp="http://schemas.openxmlformats.org/drawingml/2006/wordprocessingDrawing" xmlns:w10="urn:schemas-microsoft-com:office:word" xmlns:w="http://schemas.openxmlformats.org/wordprocessingml/2006/main" xmlns:w14="http://schemas.microsoft.com/office/word/2010/wordml" xmlns:w15="http://schemas.microsoft.com/office/word/2012/wordml" xmlns:w16cex="http://schemas.microsoft.com/office/word/2018/wordml/cex" xmlns:w16cid="http://schemas.microsoft.com/office/word/2016/wordml/cid" xmlns:w16="http://schemas.microsoft.com/office/word/2018/wordml" xmlns:w16sdtdh="http://schemas.microsoft.com/office/word/2020/wordml/sdtdatahash" xmlns:w16se="http://schemas.microsoft.com/office/word/2015/wordml/symex" xmlns:wpg="http://schemas.microsoft.com/office/word/2010/wordprocessingGroup" xmlns:wpi="http://schemas.microsoft.com/office/word/2010/wordprocessingInk" xmlns:wne="http://schemas.microsoft.com/office/word/2006/wordml" xmlns:wps="http://schemas.microsoft.com/office/word/2010/wordprocessingShape" mc:Ignorable="w14 w15 w16se w16cid w16 w16cex w16sdtdh wp14">
+  <w:footnote w:type="separator" w:id="-1">
+    <w:p>
+      <w:pPr>
+        <w:spacing w:after="0" w:line="240" w:lineRule="auto"/>
+      </w:pPr>
+      <w:r>
+        <w:separator/>
+      </w:r>
+    </w:p>
+  </w:footnote>
+  <w:footnote w:type="continuationSeparator" w:id="0">
+    <w:p>
+      <w:pPr>
+        <w:spacing w:after="0" w:line="240" w:lineRule="auto"/>
+      </w:pPr>
+      <w:r>
+        <w:continuationSeparator/>
+      </w:r>
+    </w:p>
+  </w:footnote>
+</w:footnotes>
 </file>
 
 <file path=word/numbering.xml><?xml version="1.0" encoding="utf-8"?>
@@ -5023,6 +5129,50 @@
       <w:contextualSpacing/>
     </w:pPr>
   </w:style>
+  <w:style w:type="paragraph" w:styleId="En-tte">
+    <w:name w:val="header"/>
+    <w:basedOn w:val="Normal"/>
+    <w:link w:val="En-tteCar"/>
+    <w:uiPriority w:val="99"/>
+    <w:unhideWhenUsed/>
+    <w:rsid w:val="00E72DF5"/>
+    <w:pPr>
+      <w:tabs>
+        <w:tab w:val="center" w:pos="4536"/>
+        <w:tab w:val="right" w:pos="9072"/>
+      </w:tabs>
+      <w:spacing w:after="0" w:line="240" w:lineRule="auto"/>
+    </w:pPr>
+  </w:style>
+  <w:style w:type="character" w:customStyle="1" w:styleId="En-tteCar">
+    <w:name w:val="En-tête Car"/>
+    <w:basedOn w:val="Policepardfaut"/>
+    <w:link w:val="En-tte"/>
+    <w:uiPriority w:val="99"/>
+    <w:rsid w:val="00E72DF5"/>
+  </w:style>
+  <w:style w:type="paragraph" w:styleId="Pieddepage">
+    <w:name w:val="footer"/>
+    <w:basedOn w:val="Normal"/>
+    <w:link w:val="PieddepageCar"/>
+    <w:uiPriority w:val="99"/>
+    <w:unhideWhenUsed/>
+    <w:rsid w:val="00E72DF5"/>
+    <w:pPr>
+      <w:tabs>
+        <w:tab w:val="center" w:pos="4536"/>
+        <w:tab w:val="right" w:pos="9072"/>
+      </w:tabs>
+      <w:spacing w:after="0" w:line="240" w:lineRule="auto"/>
+    </w:pPr>
+  </w:style>
+  <w:style w:type="character" w:customStyle="1" w:styleId="PieddepageCar">
+    <w:name w:val="Pied de page Car"/>
+    <w:basedOn w:val="Policepardfaut"/>
+    <w:link w:val="Pieddepage"/>
+    <w:uiPriority w:val="99"/>
+    <w:rsid w:val="00E72DF5"/>
+  </w:style>
 </w:styles>
 </file>
 

--- a/Art.docx
+++ b/Art.docx
@@ -719,7 +719,21 @@
                 <w:rFonts w:cstheme="minorHAnsi"/>
                 <w:sz w:val="24"/>
               </w:rPr>
-              <w:t>La pensée et le mouvement</w:t>
+              <w:t>La pensée et le mouv</w:t>
+            </w:r>
+            <w:r>
+              <w:rPr>
+                <w:rFonts w:cstheme="minorHAnsi"/>
+                <w:sz w:val="24"/>
+              </w:rPr>
+              <w:t>an</w:t>
+            </w:r>
+            <w:r>
+              <w:rPr>
+                <w:rFonts w:cstheme="minorHAnsi"/>
+                <w:sz w:val="24"/>
+              </w:rPr>
+              <w:t>t</w:t>
             </w:r>
           </w:p>
         </w:tc>
@@ -1093,7 +1107,6 @@
         </w:rPr>
         <w:t>L’imitation (</w:t>
       </w:r>
-      <w:proofErr w:type="spellStart"/>
       <w:r>
         <w:rPr>
           <w:i/>
@@ -1104,7 +1117,6 @@
         </w:rPr>
         <w:t>mimēsis</w:t>
       </w:r>
-      <w:proofErr w:type="spellEnd"/>
       <w:r>
         <w:rPr>
           <w:sz w:val="24"/>

--- a/Art.docx
+++ b/Art.docx
@@ -9,6 +9,7 @@
           <w:rFonts w:cstheme="minorHAnsi"/>
           <w:b/>
           <w:sz w:val="28"/>
+          <w:szCs w:val="28"/>
         </w:rPr>
       </w:pPr>
       <w:r>
@@ -16,6 +17,7 @@
           <w:rFonts w:cstheme="minorHAnsi"/>
           <w:b/>
           <w:sz w:val="28"/>
+          <w:szCs w:val="28"/>
         </w:rPr>
         <w:t>Qu’est-ce que l’art</w:t>
       </w:r>
@@ -45,12 +47,14 @@
               <w:rPr>
                 <w:rFonts w:cstheme="minorHAnsi"/>
                 <w:sz w:val="24"/>
+                <w:szCs w:val="24"/>
               </w:rPr>
             </w:pPr>
             <w:r>
               <w:rPr>
                 <w:rFonts w:cstheme="minorHAnsi"/>
                 <w:sz w:val="24"/>
+                <w:szCs w:val="24"/>
               </w:rPr>
               <w:t>Auteurs</w:t>
             </w:r>
@@ -66,12 +70,14 @@
               <w:rPr>
                 <w:rFonts w:cstheme="minorHAnsi"/>
                 <w:sz w:val="24"/>
+                <w:szCs w:val="24"/>
               </w:rPr>
             </w:pPr>
             <w:r>
               <w:rPr>
                 <w:rFonts w:cstheme="minorHAnsi"/>
                 <w:sz w:val="24"/>
+                <w:szCs w:val="24"/>
               </w:rPr>
               <w:t>Œuvres</w:t>
             </w:r>
@@ -87,12 +93,14 @@
               <w:rPr>
                 <w:rFonts w:cstheme="minorHAnsi"/>
                 <w:sz w:val="24"/>
+                <w:szCs w:val="24"/>
               </w:rPr>
             </w:pPr>
             <w:r>
               <w:rPr>
                 <w:rFonts w:cstheme="minorHAnsi"/>
                 <w:sz w:val="24"/>
+                <w:szCs w:val="24"/>
               </w:rPr>
               <w:t>Siècle</w:t>
             </w:r>
@@ -112,12 +120,14 @@
               <w:rPr>
                 <w:rFonts w:cstheme="minorHAnsi"/>
                 <w:sz w:val="24"/>
+                <w:szCs w:val="24"/>
               </w:rPr>
             </w:pPr>
             <w:r>
               <w:rPr>
                 <w:rFonts w:cstheme="minorHAnsi"/>
                 <w:sz w:val="24"/>
+                <w:szCs w:val="24"/>
               </w:rPr>
               <w:t>Denis Diderot</w:t>
             </w:r>
@@ -132,12 +142,14 @@
               <w:rPr>
                 <w:rFonts w:cstheme="minorHAnsi"/>
                 <w:sz w:val="24"/>
+                <w:szCs w:val="24"/>
               </w:rPr>
             </w:pPr>
             <w:r>
               <w:rPr>
                 <w:rFonts w:cstheme="minorHAnsi"/>
                 <w:sz w:val="24"/>
+                <w:szCs w:val="24"/>
               </w:rPr>
               <w:t>Essais sur la peinture</w:t>
             </w:r>
@@ -152,6 +164,7 @@
               <w:rPr>
                 <w:rFonts w:cstheme="minorHAnsi"/>
                 <w:sz w:val="24"/>
+                <w:szCs w:val="24"/>
                 <w:vertAlign w:val="superscript"/>
               </w:rPr>
             </w:pPr>
@@ -159,6 +172,7 @@
               <w:rPr>
                 <w:rFonts w:cstheme="minorHAnsi"/>
                 <w:sz w:val="24"/>
+                <w:szCs w:val="24"/>
               </w:rPr>
               <w:t>XVIII</w:t>
             </w:r>
@@ -166,6 +180,7 @@
               <w:rPr>
                 <w:rFonts w:cstheme="minorHAnsi"/>
                 <w:sz w:val="24"/>
+                <w:szCs w:val="24"/>
                 <w:vertAlign w:val="superscript"/>
               </w:rPr>
               <w:t>ème</w:t>
@@ -189,12 +204,14 @@
               <w:rPr>
                 <w:rFonts w:cstheme="minorHAnsi"/>
                 <w:sz w:val="24"/>
+                <w:szCs w:val="24"/>
               </w:rPr>
             </w:pPr>
             <w:r>
               <w:rPr>
                 <w:rFonts w:cstheme="minorHAnsi"/>
                 <w:sz w:val="24"/>
+                <w:szCs w:val="24"/>
               </w:rPr>
               <w:t>Aristote</w:t>
             </w:r>
@@ -212,12 +229,14 @@
               <w:rPr>
                 <w:rFonts w:cstheme="minorHAnsi"/>
                 <w:sz w:val="24"/>
+                <w:szCs w:val="24"/>
               </w:rPr>
             </w:pPr>
             <w:r>
               <w:rPr>
                 <w:rFonts w:cstheme="minorHAnsi"/>
                 <w:sz w:val="24"/>
+                <w:szCs w:val="24"/>
               </w:rPr>
               <w:t xml:space="preserve">Physique </w:t>
             </w:r>
@@ -235,12 +254,14 @@
               <w:rPr>
                 <w:rFonts w:cstheme="minorHAnsi"/>
                 <w:sz w:val="24"/>
+                <w:szCs w:val="24"/>
               </w:rPr>
             </w:pPr>
             <w:r>
               <w:rPr>
                 <w:rFonts w:cstheme="minorHAnsi"/>
                 <w:sz w:val="24"/>
+                <w:szCs w:val="24"/>
               </w:rPr>
               <w:t>-IV</w:t>
             </w:r>
@@ -248,6 +269,7 @@
               <w:rPr>
                 <w:rFonts w:cstheme="minorHAnsi"/>
                 <w:sz w:val="24"/>
+                <w:szCs w:val="24"/>
                 <w:vertAlign w:val="superscript"/>
               </w:rPr>
               <w:t>ème</w:t>
@@ -256,6 +278,7 @@
               <w:rPr>
                 <w:rFonts w:cstheme="minorHAnsi"/>
                 <w:sz w:val="24"/>
+                <w:szCs w:val="24"/>
               </w:rPr>
               <w:t xml:space="preserve"> av J.-C.</w:t>
             </w:r>
@@ -278,12 +301,14 @@
               <w:rPr>
                 <w:rFonts w:cstheme="minorHAnsi"/>
                 <w:sz w:val="24"/>
+                <w:szCs w:val="24"/>
               </w:rPr>
             </w:pPr>
             <w:r>
               <w:rPr>
                 <w:rFonts w:cstheme="minorHAnsi"/>
                 <w:sz w:val="24"/>
+                <w:szCs w:val="24"/>
               </w:rPr>
               <w:t>Platon</w:t>
             </w:r>
@@ -301,12 +326,14 @@
               <w:rPr>
                 <w:rFonts w:cstheme="minorHAnsi"/>
                 <w:sz w:val="24"/>
+                <w:szCs w:val="24"/>
               </w:rPr>
             </w:pPr>
             <w:r>
               <w:rPr>
                 <w:rFonts w:cstheme="minorHAnsi"/>
                 <w:sz w:val="24"/>
+                <w:szCs w:val="24"/>
               </w:rPr>
               <w:t>La République</w:t>
             </w:r>
@@ -324,12 +351,14 @@
               <w:rPr>
                 <w:rFonts w:cstheme="minorHAnsi"/>
                 <w:sz w:val="24"/>
+                <w:szCs w:val="24"/>
               </w:rPr>
             </w:pPr>
             <w:r>
               <w:rPr>
                 <w:rFonts w:cstheme="minorHAnsi"/>
                 <w:sz w:val="24"/>
+                <w:szCs w:val="24"/>
               </w:rPr>
               <w:t>-V</w:t>
             </w:r>
@@ -337,6 +366,7 @@
               <w:rPr>
                 <w:rFonts w:cstheme="minorHAnsi"/>
                 <w:sz w:val="24"/>
+                <w:szCs w:val="24"/>
                 <w:vertAlign w:val="superscript"/>
               </w:rPr>
               <w:t>ème</w:t>
@@ -345,6 +375,7 @@
               <w:rPr>
                 <w:rFonts w:cstheme="minorHAnsi"/>
                 <w:sz w:val="24"/>
+                <w:szCs w:val="24"/>
               </w:rPr>
               <w:t xml:space="preserve"> av J.-C.</w:t>
             </w:r>
@@ -367,12 +398,14 @@
               <w:rPr>
                 <w:rFonts w:cstheme="minorHAnsi"/>
                 <w:sz w:val="24"/>
+                <w:szCs w:val="24"/>
               </w:rPr>
             </w:pPr>
             <w:r>
               <w:rPr>
                 <w:rFonts w:cstheme="minorHAnsi"/>
                 <w:sz w:val="24"/>
+                <w:szCs w:val="24"/>
               </w:rPr>
               <w:t>Kant</w:t>
             </w:r>
@@ -390,12 +423,14 @@
               <w:rPr>
                 <w:rFonts w:cstheme="minorHAnsi"/>
                 <w:sz w:val="24"/>
+                <w:szCs w:val="24"/>
               </w:rPr>
             </w:pPr>
             <w:r>
               <w:rPr>
                 <w:rFonts w:cstheme="minorHAnsi"/>
                 <w:sz w:val="24"/>
+                <w:szCs w:val="24"/>
               </w:rPr>
               <w:t>Critique de la faculté de juger</w:t>
             </w:r>
@@ -413,12 +448,14 @@
               <w:rPr>
                 <w:rFonts w:cstheme="minorHAnsi"/>
                 <w:sz w:val="24"/>
+                <w:szCs w:val="24"/>
               </w:rPr>
             </w:pPr>
             <w:r>
               <w:rPr>
                 <w:rFonts w:cstheme="minorHAnsi"/>
                 <w:sz w:val="24"/>
+                <w:szCs w:val="24"/>
               </w:rPr>
               <w:t>XVIII</w:t>
             </w:r>
@@ -426,6 +463,7 @@
               <w:rPr>
                 <w:rFonts w:cstheme="minorHAnsi"/>
                 <w:sz w:val="24"/>
+                <w:szCs w:val="24"/>
                 <w:vertAlign w:val="superscript"/>
               </w:rPr>
               <w:t>ème</w:t>
@@ -449,12 +487,14 @@
               <w:rPr>
                 <w:rFonts w:cstheme="minorHAnsi"/>
                 <w:sz w:val="24"/>
+                <w:szCs w:val="24"/>
               </w:rPr>
             </w:pPr>
             <w:r>
               <w:rPr>
                 <w:rFonts w:cstheme="minorHAnsi"/>
                 <w:sz w:val="24"/>
+                <w:szCs w:val="24"/>
               </w:rPr>
               <w:t>Nietzche</w:t>
             </w:r>
@@ -472,12 +512,14 @@
               <w:rPr>
                 <w:rFonts w:cstheme="minorHAnsi"/>
                 <w:sz w:val="24"/>
+                <w:szCs w:val="24"/>
               </w:rPr>
             </w:pPr>
             <w:r>
               <w:rPr>
                 <w:rFonts w:cstheme="minorHAnsi"/>
                 <w:sz w:val="24"/>
+                <w:szCs w:val="24"/>
               </w:rPr>
               <w:t>La naissance de la Tragédie</w:t>
             </w:r>
@@ -495,12 +537,14 @@
               <w:rPr>
                 <w:rFonts w:cstheme="minorHAnsi"/>
                 <w:sz w:val="24"/>
+                <w:szCs w:val="24"/>
               </w:rPr>
             </w:pPr>
             <w:r>
               <w:rPr>
                 <w:rFonts w:cstheme="minorHAnsi"/>
                 <w:sz w:val="24"/>
+                <w:szCs w:val="24"/>
               </w:rPr>
               <w:t>XIX</w:t>
             </w:r>
@@ -508,6 +552,7 @@
               <w:rPr>
                 <w:rFonts w:cstheme="minorHAnsi"/>
                 <w:sz w:val="24"/>
+                <w:szCs w:val="24"/>
                 <w:vertAlign w:val="superscript"/>
               </w:rPr>
               <w:t>ème</w:t>
@@ -531,12 +576,14 @@
               <w:rPr>
                 <w:rFonts w:cstheme="minorHAnsi"/>
                 <w:sz w:val="24"/>
+                <w:szCs w:val="24"/>
               </w:rPr>
             </w:pPr>
             <w:r>
               <w:rPr>
                 <w:rFonts w:cstheme="minorHAnsi"/>
                 <w:sz w:val="24"/>
+                <w:szCs w:val="24"/>
               </w:rPr>
               <w:t xml:space="preserve">Freud </w:t>
             </w:r>
@@ -554,12 +601,14 @@
               <w:rPr>
                 <w:rFonts w:cstheme="minorHAnsi"/>
                 <w:sz w:val="24"/>
+                <w:szCs w:val="24"/>
               </w:rPr>
             </w:pPr>
             <w:r>
               <w:rPr>
                 <w:rFonts w:cstheme="minorHAnsi"/>
                 <w:sz w:val="24"/>
+                <w:szCs w:val="24"/>
               </w:rPr>
               <w:t>Ma vie et la psychanalyse</w:t>
             </w:r>
@@ -577,12 +626,14 @@
               <w:rPr>
                 <w:rFonts w:cstheme="minorHAnsi"/>
                 <w:sz w:val="24"/>
+                <w:szCs w:val="24"/>
               </w:rPr>
             </w:pPr>
             <w:r>
               <w:rPr>
                 <w:rFonts w:cstheme="minorHAnsi"/>
                 <w:sz w:val="24"/>
+                <w:szCs w:val="24"/>
               </w:rPr>
               <w:t>XX</w:t>
             </w:r>
@@ -590,6 +641,7 @@
               <w:rPr>
                 <w:rFonts w:cstheme="minorHAnsi"/>
                 <w:sz w:val="24"/>
+                <w:szCs w:val="24"/>
                 <w:vertAlign w:val="superscript"/>
               </w:rPr>
               <w:t>ème</w:t>
@@ -613,12 +665,14 @@
               <w:rPr>
                 <w:rFonts w:cstheme="minorHAnsi"/>
                 <w:sz w:val="24"/>
+                <w:szCs w:val="24"/>
               </w:rPr>
             </w:pPr>
             <w:r>
               <w:rPr>
                 <w:rFonts w:cstheme="minorHAnsi"/>
                 <w:sz w:val="24"/>
+                <w:szCs w:val="24"/>
               </w:rPr>
               <w:t>Hegel</w:t>
             </w:r>
@@ -636,12 +690,14 @@
               <w:rPr>
                 <w:rFonts w:cstheme="minorHAnsi"/>
                 <w:sz w:val="24"/>
+                <w:szCs w:val="24"/>
               </w:rPr>
             </w:pPr>
             <w:r>
               <w:rPr>
                 <w:rFonts w:cstheme="minorHAnsi"/>
                 <w:sz w:val="24"/>
+                <w:szCs w:val="24"/>
               </w:rPr>
               <w:t>Esthétiques</w:t>
             </w:r>
@@ -659,12 +715,14 @@
               <w:rPr>
                 <w:rFonts w:cstheme="minorHAnsi"/>
                 <w:sz w:val="24"/>
+                <w:szCs w:val="24"/>
               </w:rPr>
             </w:pPr>
             <w:r>
               <w:rPr>
                 <w:rFonts w:cstheme="minorHAnsi"/>
                 <w:sz w:val="24"/>
+                <w:szCs w:val="24"/>
               </w:rPr>
               <w:t>XIX</w:t>
             </w:r>
@@ -672,6 +730,7 @@
               <w:rPr>
                 <w:rFonts w:cstheme="minorHAnsi"/>
                 <w:sz w:val="24"/>
+                <w:szCs w:val="24"/>
                 <w:vertAlign w:val="superscript"/>
               </w:rPr>
               <w:t>ème</w:t>
@@ -692,12 +751,14 @@
               <w:rPr>
                 <w:rFonts w:cstheme="minorHAnsi"/>
                 <w:sz w:val="24"/>
+                <w:szCs w:val="24"/>
               </w:rPr>
             </w:pPr>
             <w:r>
               <w:rPr>
                 <w:rFonts w:cstheme="minorHAnsi"/>
                 <w:sz w:val="24"/>
+                <w:szCs w:val="24"/>
               </w:rPr>
               <w:t>Bergson</w:t>
             </w:r>
@@ -712,12 +773,14 @@
               <w:rPr>
                 <w:rFonts w:cstheme="minorHAnsi"/>
                 <w:sz w:val="24"/>
+                <w:szCs w:val="24"/>
               </w:rPr>
             </w:pPr>
             <w:r>
               <w:rPr>
                 <w:rFonts w:cstheme="minorHAnsi"/>
                 <w:sz w:val="24"/>
+                <w:szCs w:val="24"/>
               </w:rPr>
               <w:t>La pensée et le mouv</w:t>
             </w:r>
@@ -725,6 +788,7 @@
               <w:rPr>
                 <w:rFonts w:cstheme="minorHAnsi"/>
                 <w:sz w:val="24"/>
+                <w:szCs w:val="24"/>
               </w:rPr>
               <w:t>an</w:t>
             </w:r>
@@ -732,6 +796,7 @@
               <w:rPr>
                 <w:rFonts w:cstheme="minorHAnsi"/>
                 <w:sz w:val="24"/>
+                <w:szCs w:val="24"/>
               </w:rPr>
               <w:t>t</w:t>
             </w:r>
@@ -746,12 +811,14 @@
               <w:rPr>
                 <w:rFonts w:cstheme="minorHAnsi"/>
                 <w:sz w:val="24"/>
+                <w:szCs w:val="24"/>
               </w:rPr>
             </w:pPr>
             <w:r>
               <w:rPr>
                 <w:rFonts w:cstheme="minorHAnsi"/>
                 <w:sz w:val="24"/>
+                <w:szCs w:val="24"/>
               </w:rPr>
               <w:t>XIX</w:t>
             </w:r>
@@ -759,6 +826,7 @@
               <w:rPr>
                 <w:rFonts w:cstheme="minorHAnsi"/>
                 <w:sz w:val="24"/>
+                <w:szCs w:val="24"/>
                 <w:vertAlign w:val="superscript"/>
               </w:rPr>
               <w:t>ème</w:t>
@@ -772,6 +840,7 @@
         <w:rPr>
           <w:rFonts w:cstheme="minorHAnsi"/>
           <w:sz w:val="24"/>
+          <w:szCs w:val="24"/>
         </w:rPr>
       </w:pPr>
     </w:p>
@@ -781,6 +850,7 @@
           <w:rFonts w:cstheme="minorHAnsi"/>
           <w:b/>
           <w:sz w:val="24"/>
+          <w:szCs w:val="24"/>
         </w:rPr>
       </w:pPr>
       <w:r>
@@ -788,6 +858,7 @@
           <w:rFonts w:cstheme="minorHAnsi"/>
           <w:b/>
           <w:sz w:val="24"/>
+          <w:szCs w:val="24"/>
         </w:rPr>
         <w:t>2 règles dans l’art :</w:t>
       </w:r>
@@ -802,12 +873,14 @@
         <w:rPr>
           <w:rFonts w:cstheme="minorHAnsi"/>
           <w:sz w:val="24"/>
-        </w:rPr>
-      </w:pPr>
-      <w:r>
-        <w:rPr>
-          <w:rFonts w:cstheme="minorHAnsi"/>
-          <w:sz w:val="24"/>
+          <w:szCs w:val="24"/>
+        </w:rPr>
+      </w:pPr>
+      <w:r>
+        <w:rPr>
+          <w:rFonts w:cstheme="minorHAnsi"/>
+          <w:sz w:val="24"/>
+          <w:szCs w:val="24"/>
         </w:rPr>
         <w:t>Perspectives</w:t>
       </w:r>
@@ -822,12 +895,14 @@
         <w:rPr>
           <w:rFonts w:cstheme="minorHAnsi"/>
           <w:sz w:val="24"/>
-        </w:rPr>
-      </w:pPr>
-      <w:r>
-        <w:rPr>
-          <w:rFonts w:cstheme="minorHAnsi"/>
-          <w:sz w:val="24"/>
+          <w:szCs w:val="24"/>
+        </w:rPr>
+      </w:pPr>
+      <w:r>
+        <w:rPr>
+          <w:rFonts w:cstheme="minorHAnsi"/>
+          <w:sz w:val="24"/>
+          <w:szCs w:val="24"/>
         </w:rPr>
         <w:t>Proportions</w:t>
       </w:r>
@@ -838,6 +913,7 @@
           <w:top w:val="single" w:sz="4" w:space="1" w:color="auto"/>
         </w:pBdr>
         <w:rPr>
+          <w:rFonts w:cstheme="minorHAnsi"/>
           <w:b/>
           <w:sz w:val="24"/>
           <w:szCs w:val="24"/>
@@ -846,6 +922,7 @@
       </w:pPr>
       <w:r>
         <w:rPr>
+          <w:rFonts w:cstheme="minorHAnsi"/>
           <w:b/>
           <w:sz w:val="24"/>
           <w:szCs w:val="24"/>
@@ -855,6 +932,7 @@
       </w:r>
       <w:r>
         <w:rPr>
+          <w:rFonts w:cstheme="minorHAnsi"/>
           <w:b/>
           <w:sz w:val="24"/>
           <w:szCs w:val="24"/>
@@ -867,13 +945,15 @@
     <w:p>
       <w:pPr>
         <w:rPr>
-          <w:sz w:val="24"/>
-          <w:szCs w:val="24"/>
-          <w:lang w:eastAsia="fr-FR"/>
-        </w:rPr>
-      </w:pPr>
-      <w:r>
-        <w:rPr>
+          <w:rFonts w:cstheme="minorHAnsi"/>
+          <w:sz w:val="24"/>
+          <w:szCs w:val="24"/>
+          <w:lang w:eastAsia="fr-FR"/>
+        </w:rPr>
+      </w:pPr>
+      <w:r>
+        <w:rPr>
+          <w:rFonts w:cstheme="minorHAnsi"/>
           <w:b/>
           <w:sz w:val="24"/>
           <w:szCs w:val="24"/>
@@ -883,6 +963,7 @@
       </w:r>
       <w:r>
         <w:rPr>
+          <w:rFonts w:cstheme="minorHAnsi"/>
           <w:sz w:val="24"/>
           <w:szCs w:val="24"/>
           <w:lang w:eastAsia="fr-FR"/>
@@ -893,6 +974,7 @@
     <w:p>
       <w:pPr>
         <w:rPr>
+          <w:rFonts w:cstheme="minorHAnsi"/>
           <w:b/>
           <w:sz w:val="24"/>
           <w:szCs w:val="24"/>
@@ -901,6 +983,7 @@
       </w:pPr>
       <w:r>
         <w:rPr>
+          <w:rFonts w:cstheme="minorHAnsi"/>
           <w:b/>
           <w:sz w:val="24"/>
           <w:szCs w:val="24"/>
@@ -917,13 +1000,15 @@
           <w:numId w:val="9"/>
         </w:numPr>
         <w:rPr>
-          <w:sz w:val="24"/>
-          <w:szCs w:val="24"/>
-          <w:lang w:eastAsia="fr-FR"/>
-        </w:rPr>
-      </w:pPr>
-      <w:r>
-        <w:rPr>
+          <w:rFonts w:cstheme="minorHAnsi"/>
+          <w:sz w:val="24"/>
+          <w:szCs w:val="24"/>
+          <w:lang w:eastAsia="fr-FR"/>
+        </w:rPr>
+      </w:pPr>
+      <w:r>
+        <w:rPr>
+          <w:rFonts w:cstheme="minorHAnsi"/>
           <w:sz w:val="24"/>
           <w:szCs w:val="24"/>
           <w:lang w:eastAsia="fr-FR"/>
@@ -939,13 +1024,15 @@
           <w:numId w:val="9"/>
         </w:numPr>
         <w:rPr>
-          <w:sz w:val="24"/>
-          <w:szCs w:val="24"/>
-          <w:lang w:eastAsia="fr-FR"/>
-        </w:rPr>
-      </w:pPr>
-      <w:r>
-        <w:rPr>
+          <w:rFonts w:cstheme="minorHAnsi"/>
+          <w:sz w:val="24"/>
+          <w:szCs w:val="24"/>
+          <w:lang w:eastAsia="fr-FR"/>
+        </w:rPr>
+      </w:pPr>
+      <w:r>
+        <w:rPr>
+          <w:rFonts w:cstheme="minorHAnsi"/>
           <w:sz w:val="24"/>
           <w:szCs w:val="24"/>
           <w:lang w:eastAsia="fr-FR"/>
@@ -961,13 +1048,15 @@
           <w:numId w:val="9"/>
         </w:numPr>
         <w:rPr>
-          <w:sz w:val="24"/>
-          <w:szCs w:val="24"/>
-          <w:lang w:eastAsia="fr-FR"/>
-        </w:rPr>
-      </w:pPr>
-      <w:r>
-        <w:rPr>
+          <w:rFonts w:cstheme="minorHAnsi"/>
+          <w:sz w:val="24"/>
+          <w:szCs w:val="24"/>
+          <w:lang w:eastAsia="fr-FR"/>
+        </w:rPr>
+      </w:pPr>
+      <w:r>
+        <w:rPr>
+          <w:rFonts w:cstheme="minorHAnsi"/>
           <w:sz w:val="24"/>
           <w:szCs w:val="24"/>
           <w:lang w:eastAsia="fr-FR"/>
@@ -981,6 +1070,7 @@
           <w:bottom w:val="single" w:sz="4" w:space="1" w:color="auto"/>
         </w:pBdr>
         <w:rPr>
+          <w:rFonts w:cstheme="minorHAnsi"/>
           <w:sz w:val="24"/>
           <w:szCs w:val="24"/>
           <w:lang w:eastAsia="fr-FR"/>
@@ -997,6 +1087,7 @@
       </w:r>
       <w:r>
         <w:rPr>
+          <w:rFonts w:cstheme="minorHAnsi"/>
           <w:sz w:val="24"/>
           <w:szCs w:val="24"/>
           <w:lang w:eastAsia="fr-FR"/>
@@ -1007,6 +1098,7 @@
     <w:p>
       <w:pPr>
         <w:rPr>
+          <w:rFonts w:cstheme="minorHAnsi"/>
           <w:b/>
           <w:sz w:val="24"/>
           <w:szCs w:val="24"/>
@@ -1015,6 +1107,7 @@
       </w:pPr>
       <w:r>
         <w:rPr>
+          <w:rFonts w:cstheme="minorHAnsi"/>
           <w:b/>
           <w:sz w:val="24"/>
           <w:szCs w:val="24"/>
@@ -1027,12 +1120,14 @@
           <w:rFonts w:cstheme="minorHAnsi"/>
           <w:b/>
           <w:sz w:val="24"/>
+          <w:szCs w:val="24"/>
           <w:vertAlign w:val="superscript"/>
         </w:rPr>
         <w:t>ème</w:t>
       </w:r>
       <w:r>
         <w:rPr>
+          <w:rFonts w:cstheme="minorHAnsi"/>
           <w:b/>
           <w:sz w:val="24"/>
           <w:szCs w:val="24"/>
@@ -1044,13 +1139,15 @@
     <w:p>
       <w:pPr>
         <w:rPr>
-          <w:sz w:val="24"/>
-          <w:szCs w:val="24"/>
-          <w:lang w:eastAsia="fr-FR"/>
-        </w:rPr>
-      </w:pPr>
-      <w:r>
-        <w:rPr>
+          <w:rFonts w:cstheme="minorHAnsi"/>
+          <w:sz w:val="24"/>
+          <w:szCs w:val="24"/>
+          <w:lang w:eastAsia="fr-FR"/>
+        </w:rPr>
+      </w:pPr>
+      <w:r>
+        <w:rPr>
+          <w:rFonts w:cstheme="minorHAnsi"/>
           <w:b/>
           <w:sz w:val="24"/>
           <w:szCs w:val="24"/>
@@ -1060,6 +1157,7 @@
       </w:r>
       <w:r>
         <w:rPr>
+          <w:rFonts w:cstheme="minorHAnsi"/>
           <w:sz w:val="24"/>
           <w:szCs w:val="24"/>
           <w:lang w:eastAsia="fr-FR"/>
@@ -1070,6 +1168,7 @@
     <w:p>
       <w:pPr>
         <w:rPr>
+          <w:rFonts w:cstheme="minorHAnsi"/>
           <w:b/>
           <w:sz w:val="24"/>
           <w:szCs w:val="24"/>
@@ -1078,6 +1177,7 @@
       </w:pPr>
       <w:r>
         <w:rPr>
+          <w:rFonts w:cstheme="minorHAnsi"/>
           <w:b/>
           <w:sz w:val="24"/>
           <w:szCs w:val="24"/>
@@ -1094,21 +1194,25 @@
           <w:numId w:val="10"/>
         </w:numPr>
         <w:rPr>
-          <w:sz w:val="24"/>
-          <w:szCs w:val="24"/>
-          <w:lang w:eastAsia="fr-FR"/>
-        </w:rPr>
-      </w:pPr>
-      <w:r>
-        <w:rPr>
+          <w:rFonts w:cstheme="minorHAnsi"/>
+          <w:sz w:val="24"/>
+          <w:szCs w:val="24"/>
+          <w:lang w:eastAsia="fr-FR"/>
+        </w:rPr>
+      </w:pPr>
+      <w:r>
+        <w:rPr>
+          <w:rFonts w:cstheme="minorHAnsi"/>
           <w:sz w:val="24"/>
           <w:szCs w:val="24"/>
           <w:lang w:eastAsia="fr-FR"/>
         </w:rPr>
         <w:t>L’imitation (</w:t>
       </w:r>
-      <w:r>
-        <w:rPr>
+      <w:proofErr w:type="spellStart"/>
+      <w:r>
+        <w:rPr>
+          <w:rFonts w:cstheme="minorHAnsi"/>
           <w:i/>
           <w:iCs/>
           <w:sz w:val="24"/>
@@ -1117,8 +1221,10 @@
         </w:rPr>
         <w:t>mimēsis</w:t>
       </w:r>
-      <w:r>
-        <w:rPr>
+      <w:proofErr w:type="spellEnd"/>
+      <w:r>
+        <w:rPr>
+          <w:rFonts w:cstheme="minorHAnsi"/>
           <w:sz w:val="24"/>
           <w:szCs w:val="24"/>
           <w:lang w:eastAsia="fr-FR"/>
@@ -1134,13 +1240,15 @@
           <w:numId w:val="10"/>
         </w:numPr>
         <w:rPr>
-          <w:sz w:val="24"/>
-          <w:szCs w:val="24"/>
-          <w:lang w:eastAsia="fr-FR"/>
-        </w:rPr>
-      </w:pPr>
-      <w:r>
-        <w:rPr>
+          <w:rFonts w:cstheme="minorHAnsi"/>
+          <w:sz w:val="24"/>
+          <w:szCs w:val="24"/>
+          <w:lang w:eastAsia="fr-FR"/>
+        </w:rPr>
+      </w:pPr>
+      <w:r>
+        <w:rPr>
+          <w:rFonts w:cstheme="minorHAnsi"/>
           <w:sz w:val="24"/>
           <w:szCs w:val="24"/>
           <w:lang w:eastAsia="fr-FR"/>
@@ -1156,13 +1264,15 @@
           <w:numId w:val="10"/>
         </w:numPr>
         <w:rPr>
-          <w:sz w:val="24"/>
-          <w:szCs w:val="24"/>
-          <w:lang w:eastAsia="fr-FR"/>
-        </w:rPr>
-      </w:pPr>
-      <w:r>
-        <w:rPr>
+          <w:rFonts w:cstheme="minorHAnsi"/>
+          <w:sz w:val="24"/>
+          <w:szCs w:val="24"/>
+          <w:lang w:eastAsia="fr-FR"/>
+        </w:rPr>
+      </w:pPr>
+      <w:r>
+        <w:rPr>
+          <w:rFonts w:cstheme="minorHAnsi"/>
           <w:sz w:val="24"/>
           <w:szCs w:val="24"/>
           <w:lang w:eastAsia="fr-FR"/>
@@ -1176,6 +1286,7 @@
           <w:bottom w:val="single" w:sz="4" w:space="1" w:color="auto"/>
         </w:pBdr>
         <w:rPr>
+          <w:rFonts w:cstheme="minorHAnsi"/>
           <w:sz w:val="24"/>
           <w:szCs w:val="24"/>
           <w:lang w:eastAsia="fr-FR"/>
@@ -1192,25 +1303,18 @@
       </w:r>
       <w:r>
         <w:rPr>
-          <w:rFonts w:ascii="Cambria Math" w:hAnsi="Cambria Math" w:cs="Cambria Math"/>
-          <w:sz w:val="24"/>
-          <w:szCs w:val="24"/>
-          <w:lang w:eastAsia="fr-FR"/>
-        </w:rPr>
-        <w:t xml:space="preserve"> </w:t>
-      </w:r>
-      <w:r>
-        <w:rPr>
-          <w:sz w:val="24"/>
-          <w:szCs w:val="24"/>
-          <w:lang w:eastAsia="fr-FR"/>
-        </w:rPr>
-        <w:t>L’art est une imitation créatrice et naturelle à l’homme.</w:t>
-      </w:r>
-    </w:p>
-    <w:p>
-      <w:pPr>
-        <w:rPr>
+          <w:rFonts w:cstheme="minorHAnsi"/>
+          <w:sz w:val="24"/>
+          <w:szCs w:val="24"/>
+          <w:lang w:eastAsia="fr-FR"/>
+        </w:rPr>
+        <w:t xml:space="preserve"> L’art est une imitation créatrice et naturelle à l’homme.</w:t>
+      </w:r>
+    </w:p>
+    <w:p>
+      <w:pPr>
+        <w:rPr>
+          <w:rFonts w:cstheme="minorHAnsi"/>
           <w:b/>
           <w:sz w:val="24"/>
           <w:szCs w:val="24"/>
@@ -1219,6 +1323,7 @@
       </w:pPr>
       <w:r>
         <w:rPr>
+          <w:rFonts w:cstheme="minorHAnsi"/>
           <w:b/>
           <w:sz w:val="24"/>
           <w:szCs w:val="24"/>
@@ -1232,12 +1337,14 @@
           <w:rFonts w:cstheme="minorHAnsi"/>
           <w:b/>
           <w:sz w:val="24"/>
+          <w:szCs w:val="24"/>
           <w:vertAlign w:val="superscript"/>
         </w:rPr>
         <w:t>ème</w:t>
       </w:r>
       <w:r>
         <w:rPr>
+          <w:rFonts w:cstheme="minorHAnsi"/>
           <w:b/>
           <w:sz w:val="24"/>
           <w:szCs w:val="24"/>
@@ -1249,6 +1356,7 @@
     <w:p>
       <w:pPr>
         <w:rPr>
+          <w:rFonts w:cstheme="minorHAnsi"/>
           <w:b/>
           <w:sz w:val="24"/>
           <w:szCs w:val="24"/>
@@ -1257,6 +1365,7 @@
       </w:pPr>
       <w:r>
         <w:rPr>
+          <w:rFonts w:cstheme="minorHAnsi"/>
           <w:b/>
           <w:sz w:val="24"/>
           <w:szCs w:val="24"/>
@@ -1273,13 +1382,15 @@
           <w:numId w:val="11"/>
         </w:numPr>
         <w:rPr>
-          <w:sz w:val="24"/>
-          <w:szCs w:val="24"/>
-          <w:lang w:eastAsia="fr-FR"/>
-        </w:rPr>
-      </w:pPr>
-      <w:r>
-        <w:rPr>
+          <w:rFonts w:cstheme="minorHAnsi"/>
+          <w:sz w:val="24"/>
+          <w:szCs w:val="24"/>
+          <w:lang w:eastAsia="fr-FR"/>
+        </w:rPr>
+      </w:pPr>
+      <w:r>
+        <w:rPr>
+          <w:rFonts w:cstheme="minorHAnsi"/>
           <w:sz w:val="24"/>
           <w:szCs w:val="24"/>
           <w:lang w:eastAsia="fr-FR"/>
@@ -1295,13 +1406,15 @@
           <w:numId w:val="11"/>
         </w:numPr>
         <w:rPr>
-          <w:sz w:val="24"/>
-          <w:szCs w:val="24"/>
-          <w:lang w:eastAsia="fr-FR"/>
-        </w:rPr>
-      </w:pPr>
-      <w:r>
-        <w:rPr>
+          <w:rFonts w:cstheme="minorHAnsi"/>
+          <w:sz w:val="24"/>
+          <w:szCs w:val="24"/>
+          <w:lang w:eastAsia="fr-FR"/>
+        </w:rPr>
+      </w:pPr>
+      <w:r>
+        <w:rPr>
+          <w:rFonts w:cstheme="minorHAnsi"/>
           <w:sz w:val="24"/>
           <w:szCs w:val="24"/>
           <w:lang w:eastAsia="fr-FR"/>
@@ -1317,13 +1430,15 @@
           <w:numId w:val="11"/>
         </w:numPr>
         <w:rPr>
-          <w:sz w:val="24"/>
-          <w:szCs w:val="24"/>
-          <w:lang w:eastAsia="fr-FR"/>
-        </w:rPr>
-      </w:pPr>
-      <w:r>
-        <w:rPr>
+          <w:rFonts w:cstheme="minorHAnsi"/>
+          <w:sz w:val="24"/>
+          <w:szCs w:val="24"/>
+          <w:lang w:eastAsia="fr-FR"/>
+        </w:rPr>
+      </w:pPr>
+      <w:r>
+        <w:rPr>
+          <w:rFonts w:cstheme="minorHAnsi"/>
           <w:sz w:val="24"/>
           <w:szCs w:val="24"/>
           <w:lang w:eastAsia="fr-FR"/>
@@ -1337,6 +1452,7 @@
           <w:bottom w:val="single" w:sz="24" w:space="1" w:color="auto"/>
         </w:pBdr>
         <w:rPr>
+          <w:rFonts w:cstheme="minorHAnsi"/>
           <w:sz w:val="24"/>
           <w:szCs w:val="24"/>
           <w:lang w:eastAsia="fr-FR"/>
@@ -1353,6 +1469,7 @@
       </w:r>
       <w:r>
         <w:rPr>
+          <w:rFonts w:cstheme="minorHAnsi"/>
           <w:sz w:val="24"/>
           <w:szCs w:val="24"/>
           <w:lang w:eastAsia="fr-FR"/>
@@ -1363,6 +1480,7 @@
     <w:p>
       <w:pPr>
         <w:rPr>
+          <w:rFonts w:cstheme="minorHAnsi"/>
           <w:b/>
           <w:sz w:val="24"/>
           <w:szCs w:val="24"/>
@@ -1371,78 +1489,67 @@
       </w:pPr>
       <w:r>
         <w:rPr>
+          <w:rFonts w:cstheme="minorHAnsi"/>
           <w:b/>
           <w:sz w:val="24"/>
           <w:szCs w:val="24"/>
           <w:lang w:eastAsia="fr-FR"/>
         </w:rPr>
-        <w:t xml:space="preserve">Kant </w:t>
-      </w:r>
-      <w:r>
-        <w:rPr>
+        <w:t>Kant XVIII</w:t>
+      </w:r>
+      <w:r>
+        <w:rPr>
+          <w:rFonts w:cstheme="minorHAnsi"/>
           <w:b/>
           <w:sz w:val="24"/>
           <w:szCs w:val="24"/>
-          <w:lang w:eastAsia="fr-FR"/>
-        </w:rPr>
-        <w:t>XVII</w:t>
-      </w:r>
-      <w:r>
-        <w:rPr>
+          <w:vertAlign w:val="superscript"/>
+        </w:rPr>
+        <w:t>ème</w:t>
+      </w:r>
+    </w:p>
+    <w:p>
+      <w:pPr>
+        <w:rPr>
+          <w:rFonts w:cstheme="minorHAnsi"/>
+          <w:sz w:val="24"/>
+          <w:szCs w:val="24"/>
+          <w:lang w:eastAsia="fr-FR"/>
+        </w:rPr>
+      </w:pPr>
+      <w:r>
+        <w:rPr>
+          <w:rFonts w:cstheme="minorHAnsi"/>
           <w:b/>
           <w:sz w:val="24"/>
           <w:szCs w:val="24"/>
           <w:lang w:eastAsia="fr-FR"/>
         </w:rPr>
-        <w:t>I</w:t>
-      </w:r>
-      <w:r>
+        <w:t>Citation :</w:t>
+      </w:r>
+      <w:r>
+        <w:rPr>
+          <w:rFonts w:cstheme="minorHAnsi"/>
+          <w:sz w:val="24"/>
+          <w:szCs w:val="24"/>
+          <w:lang w:eastAsia="fr-FR"/>
+        </w:rPr>
+        <w:t xml:space="preserve"> « Le génie est le talent qui donne à l’art ses règles. »</w:t>
+      </w:r>
+    </w:p>
+    <w:p>
+      <w:pPr>
         <w:rPr>
           <w:rFonts w:cstheme="minorHAnsi"/>
           <w:b/>
           <w:sz w:val="24"/>
-          <w:vertAlign w:val="superscript"/>
-        </w:rPr>
-        <w:t>ème</w:t>
-      </w:r>
-    </w:p>
-    <w:p>
-      <w:pPr>
-        <w:rPr>
-          <w:sz w:val="24"/>
-          <w:szCs w:val="24"/>
-          <w:lang w:eastAsia="fr-FR"/>
-        </w:rPr>
-      </w:pPr>
-      <w:r>
-        <w:rPr>
-          <w:b/>
-          <w:sz w:val="24"/>
-          <w:szCs w:val="24"/>
-          <w:lang w:eastAsia="fr-FR"/>
-        </w:rPr>
-        <w:t>Citation :</w:t>
-      </w:r>
-      <w:r>
-        <w:rPr>
-          <w:sz w:val="24"/>
-          <w:szCs w:val="24"/>
-          <w:lang w:eastAsia="fr-FR"/>
-        </w:rPr>
-        <w:t xml:space="preserve"> « Le génie est le talent qui donne à l’art ses règles. »</w:t>
-      </w:r>
-    </w:p>
-    <w:p>
-      <w:pPr>
-        <w:rPr>
-          <w:b/>
-          <w:sz w:val="24"/>
-          <w:szCs w:val="24"/>
-          <w:lang w:eastAsia="fr-FR"/>
-        </w:rPr>
-      </w:pPr>
-      <w:r>
-        <w:rPr>
+          <w:szCs w:val="24"/>
+          <w:lang w:eastAsia="fr-FR"/>
+        </w:rPr>
+      </w:pPr>
+      <w:r>
+        <w:rPr>
+          <w:rFonts w:cstheme="minorHAnsi"/>
           <w:b/>
           <w:sz w:val="24"/>
           <w:szCs w:val="24"/>
@@ -1459,13 +1566,15 @@
           <w:numId w:val="12"/>
         </w:numPr>
         <w:rPr>
-          <w:sz w:val="24"/>
-          <w:szCs w:val="24"/>
-          <w:lang w:eastAsia="fr-FR"/>
-        </w:rPr>
-      </w:pPr>
-      <w:r>
-        <w:rPr>
+          <w:rFonts w:cstheme="minorHAnsi"/>
+          <w:sz w:val="24"/>
+          <w:szCs w:val="24"/>
+          <w:lang w:eastAsia="fr-FR"/>
+        </w:rPr>
+      </w:pPr>
+      <w:r>
+        <w:rPr>
+          <w:rFonts w:cstheme="minorHAnsi"/>
           <w:sz w:val="24"/>
           <w:szCs w:val="24"/>
           <w:lang w:eastAsia="fr-FR"/>
@@ -1481,13 +1590,15 @@
           <w:numId w:val="12"/>
         </w:numPr>
         <w:rPr>
-          <w:sz w:val="24"/>
-          <w:szCs w:val="24"/>
-          <w:lang w:eastAsia="fr-FR"/>
-        </w:rPr>
-      </w:pPr>
-      <w:r>
-        <w:rPr>
+          <w:rFonts w:cstheme="minorHAnsi"/>
+          <w:sz w:val="24"/>
+          <w:szCs w:val="24"/>
+          <w:lang w:eastAsia="fr-FR"/>
+        </w:rPr>
+      </w:pPr>
+      <w:r>
+        <w:rPr>
+          <w:rFonts w:cstheme="minorHAnsi"/>
           <w:sz w:val="24"/>
           <w:szCs w:val="24"/>
           <w:lang w:eastAsia="fr-FR"/>
@@ -1503,13 +1614,15 @@
           <w:numId w:val="12"/>
         </w:numPr>
         <w:rPr>
-          <w:sz w:val="24"/>
-          <w:szCs w:val="24"/>
-          <w:lang w:eastAsia="fr-FR"/>
-        </w:rPr>
-      </w:pPr>
-      <w:r>
-        <w:rPr>
+          <w:rFonts w:cstheme="minorHAnsi"/>
+          <w:sz w:val="24"/>
+          <w:szCs w:val="24"/>
+          <w:lang w:eastAsia="fr-FR"/>
+        </w:rPr>
+      </w:pPr>
+      <w:r>
+        <w:rPr>
+          <w:rFonts w:cstheme="minorHAnsi"/>
           <w:sz w:val="24"/>
           <w:szCs w:val="24"/>
           <w:lang w:eastAsia="fr-FR"/>
@@ -1523,6 +1636,7 @@
           <w:bottom w:val="single" w:sz="4" w:space="1" w:color="auto"/>
         </w:pBdr>
         <w:rPr>
+          <w:rFonts w:cstheme="minorHAnsi"/>
           <w:sz w:val="24"/>
           <w:szCs w:val="24"/>
           <w:lang w:eastAsia="fr-FR"/>
@@ -1539,6 +1653,7 @@
       </w:r>
       <w:r>
         <w:rPr>
+          <w:rFonts w:cstheme="minorHAnsi"/>
           <w:sz w:val="24"/>
           <w:szCs w:val="24"/>
           <w:lang w:eastAsia="fr-FR"/>
@@ -1549,6 +1664,7 @@
     <w:p>
       <w:pPr>
         <w:rPr>
+          <w:rFonts w:cstheme="minorHAnsi"/>
           <w:b/>
           <w:sz w:val="24"/>
           <w:szCs w:val="24"/>
@@ -1557,69 +1673,67 @@
       </w:pPr>
       <w:r>
         <w:rPr>
+          <w:rFonts w:cstheme="minorHAnsi"/>
           <w:b/>
           <w:sz w:val="24"/>
           <w:szCs w:val="24"/>
           <w:lang w:eastAsia="fr-FR"/>
         </w:rPr>
-        <w:t xml:space="preserve">Nietzsche </w:t>
-      </w:r>
-      <w:r>
-        <w:rPr>
+        <w:t>Nietzsche XIX</w:t>
+      </w:r>
+      <w:r>
+        <w:rPr>
+          <w:rFonts w:cstheme="minorHAnsi"/>
           <w:b/>
           <w:sz w:val="24"/>
           <w:szCs w:val="24"/>
-          <w:lang w:eastAsia="fr-FR"/>
-        </w:rPr>
-        <w:t>XIX</w:t>
-      </w:r>
+          <w:vertAlign w:val="superscript"/>
+        </w:rPr>
+        <w:t>ème</w:t>
+      </w:r>
+    </w:p>
+    <w:p>
+      <w:pPr>
+        <w:rPr>
+          <w:rFonts w:cstheme="minorHAnsi"/>
+          <w:sz w:val="24"/>
+          <w:szCs w:val="24"/>
+          <w:lang w:eastAsia="fr-FR"/>
+        </w:rPr>
+      </w:pPr>
       <w:r>
         <w:rPr>
           <w:rFonts w:cstheme="minorHAnsi"/>
           <w:b/>
           <w:sz w:val="24"/>
-          <w:vertAlign w:val="superscript"/>
-        </w:rPr>
-        <w:t>ème</w:t>
-      </w:r>
-    </w:p>
-    <w:p>
-      <w:pPr>
-        <w:rPr>
-          <w:sz w:val="24"/>
-          <w:szCs w:val="24"/>
-          <w:lang w:eastAsia="fr-FR"/>
-        </w:rPr>
-      </w:pPr>
-      <w:r>
-        <w:rPr>
+          <w:szCs w:val="24"/>
+          <w:lang w:eastAsia="fr-FR"/>
+        </w:rPr>
+        <w:t>Citation :</w:t>
+      </w:r>
+      <w:r>
+        <w:rPr>
+          <w:rFonts w:cstheme="minorHAnsi"/>
+          <w:sz w:val="24"/>
+          <w:szCs w:val="24"/>
+          <w:lang w:eastAsia="fr-FR"/>
+        </w:rPr>
+        <w:t xml:space="preserve"> « La seule guérison est dans l’apparence, et l’apparence est le règne de l’art. »</w:t>
+      </w:r>
+    </w:p>
+    <w:p>
+      <w:pPr>
+        <w:rPr>
+          <w:rFonts w:cstheme="minorHAnsi"/>
           <w:b/>
           <w:sz w:val="24"/>
           <w:szCs w:val="24"/>
           <w:lang w:eastAsia="fr-FR"/>
         </w:rPr>
-        <w:t>Citation :</w:t>
-      </w:r>
-      <w:r>
-        <w:rPr>
-          <w:sz w:val="24"/>
-          <w:szCs w:val="24"/>
-          <w:lang w:eastAsia="fr-FR"/>
-        </w:rPr>
-        <w:t xml:space="preserve"> « La seule guérison est dans l’apparence, et l’apparence est le règne de l’art. »</w:t>
-      </w:r>
-    </w:p>
-    <w:p>
-      <w:pPr>
-        <w:rPr>
-          <w:b/>
-          <w:sz w:val="24"/>
-          <w:szCs w:val="24"/>
-          <w:lang w:eastAsia="fr-FR"/>
-        </w:rPr>
-      </w:pPr>
-      <w:r>
-        <w:rPr>
+      </w:pPr>
+      <w:r>
+        <w:rPr>
+          <w:rFonts w:cstheme="minorHAnsi"/>
           <w:b/>
           <w:sz w:val="24"/>
           <w:szCs w:val="24"/>
@@ -1636,13 +1750,15 @@
           <w:numId w:val="13"/>
         </w:numPr>
         <w:rPr>
-          <w:sz w:val="24"/>
-          <w:szCs w:val="24"/>
-          <w:lang w:eastAsia="fr-FR"/>
-        </w:rPr>
-      </w:pPr>
-      <w:r>
-        <w:rPr>
+          <w:rFonts w:cstheme="minorHAnsi"/>
+          <w:sz w:val="24"/>
+          <w:szCs w:val="24"/>
+          <w:lang w:eastAsia="fr-FR"/>
+        </w:rPr>
+      </w:pPr>
+      <w:r>
+        <w:rPr>
+          <w:rFonts w:cstheme="minorHAnsi"/>
           <w:sz w:val="24"/>
           <w:szCs w:val="24"/>
           <w:lang w:eastAsia="fr-FR"/>
@@ -1658,13 +1774,15 @@
           <w:numId w:val="13"/>
         </w:numPr>
         <w:rPr>
-          <w:sz w:val="24"/>
-          <w:szCs w:val="24"/>
-          <w:lang w:eastAsia="fr-FR"/>
-        </w:rPr>
-      </w:pPr>
-      <w:r>
-        <w:rPr>
+          <w:rFonts w:cstheme="minorHAnsi"/>
+          <w:sz w:val="24"/>
+          <w:szCs w:val="24"/>
+          <w:lang w:eastAsia="fr-FR"/>
+        </w:rPr>
+      </w:pPr>
+      <w:r>
+        <w:rPr>
+          <w:rFonts w:cstheme="minorHAnsi"/>
           <w:sz w:val="24"/>
           <w:szCs w:val="24"/>
           <w:lang w:eastAsia="fr-FR"/>
@@ -1680,13 +1798,15 @@
           <w:numId w:val="13"/>
         </w:numPr>
         <w:rPr>
-          <w:sz w:val="24"/>
-          <w:szCs w:val="24"/>
-          <w:lang w:eastAsia="fr-FR"/>
-        </w:rPr>
-      </w:pPr>
-      <w:r>
-        <w:rPr>
+          <w:rFonts w:cstheme="minorHAnsi"/>
+          <w:sz w:val="24"/>
+          <w:szCs w:val="24"/>
+          <w:lang w:eastAsia="fr-FR"/>
+        </w:rPr>
+      </w:pPr>
+      <w:r>
+        <w:rPr>
+          <w:rFonts w:cstheme="minorHAnsi"/>
           <w:sz w:val="24"/>
           <w:szCs w:val="24"/>
           <w:lang w:eastAsia="fr-FR"/>
@@ -1700,6 +1820,7 @@
           <w:bottom w:val="single" w:sz="4" w:space="1" w:color="auto"/>
         </w:pBdr>
         <w:rPr>
+          <w:rFonts w:cstheme="minorHAnsi"/>
           <w:sz w:val="24"/>
           <w:szCs w:val="24"/>
           <w:lang w:eastAsia="fr-FR"/>
@@ -1716,6 +1837,7 @@
       </w:r>
       <w:r>
         <w:rPr>
+          <w:rFonts w:cstheme="minorHAnsi"/>
           <w:sz w:val="24"/>
           <w:szCs w:val="24"/>
           <w:lang w:eastAsia="fr-FR"/>
@@ -1726,6 +1848,7 @@
     <w:p>
       <w:pPr>
         <w:rPr>
+          <w:rFonts w:cstheme="minorHAnsi"/>
           <w:b/>
           <w:sz w:val="24"/>
           <w:szCs w:val="24"/>
@@ -1734,6 +1857,7 @@
       </w:pPr>
       <w:r>
         <w:rPr>
+          <w:rFonts w:cstheme="minorHAnsi"/>
           <w:b/>
           <w:sz w:val="24"/>
           <w:szCs w:val="24"/>
@@ -1746,6 +1870,7 @@
           <w:rFonts w:cstheme="minorHAnsi"/>
           <w:b/>
           <w:sz w:val="24"/>
+          <w:szCs w:val="24"/>
           <w:vertAlign w:val="superscript"/>
         </w:rPr>
         <w:t>ème</w:t>
@@ -1754,6 +1879,7 @@
     <w:p>
       <w:pPr>
         <w:rPr>
+          <w:rFonts w:cstheme="minorHAnsi"/>
           <w:b/>
           <w:sz w:val="24"/>
           <w:szCs w:val="24"/>
@@ -1762,6 +1888,7 @@
       </w:pPr>
       <w:r>
         <w:rPr>
+          <w:rFonts w:cstheme="minorHAnsi"/>
           <w:b/>
           <w:sz w:val="24"/>
           <w:szCs w:val="24"/>
@@ -1778,13 +1905,15 @@
           <w:numId w:val="14"/>
         </w:numPr>
         <w:rPr>
-          <w:sz w:val="24"/>
-          <w:szCs w:val="24"/>
-          <w:lang w:eastAsia="fr-FR"/>
-        </w:rPr>
-      </w:pPr>
-      <w:r>
-        <w:rPr>
+          <w:rFonts w:cstheme="minorHAnsi"/>
+          <w:sz w:val="24"/>
+          <w:szCs w:val="24"/>
+          <w:lang w:eastAsia="fr-FR"/>
+        </w:rPr>
+      </w:pPr>
+      <w:r>
+        <w:rPr>
+          <w:rFonts w:cstheme="minorHAnsi"/>
           <w:sz w:val="24"/>
           <w:szCs w:val="24"/>
           <w:lang w:eastAsia="fr-FR"/>
@@ -1800,13 +1929,15 @@
           <w:numId w:val="14"/>
         </w:numPr>
         <w:rPr>
-          <w:sz w:val="24"/>
-          <w:szCs w:val="24"/>
-          <w:lang w:eastAsia="fr-FR"/>
-        </w:rPr>
-      </w:pPr>
-      <w:r>
-        <w:rPr>
+          <w:rFonts w:cstheme="minorHAnsi"/>
+          <w:sz w:val="24"/>
+          <w:szCs w:val="24"/>
+          <w:lang w:eastAsia="fr-FR"/>
+        </w:rPr>
+      </w:pPr>
+      <w:r>
+        <w:rPr>
+          <w:rFonts w:cstheme="minorHAnsi"/>
           <w:sz w:val="24"/>
           <w:szCs w:val="24"/>
           <w:lang w:eastAsia="fr-FR"/>
@@ -1822,13 +1953,15 @@
           <w:numId w:val="14"/>
         </w:numPr>
         <w:rPr>
-          <w:sz w:val="24"/>
-          <w:szCs w:val="24"/>
-          <w:lang w:eastAsia="fr-FR"/>
-        </w:rPr>
-      </w:pPr>
-      <w:r>
-        <w:rPr>
+          <w:rFonts w:cstheme="minorHAnsi"/>
+          <w:sz w:val="24"/>
+          <w:szCs w:val="24"/>
+          <w:lang w:eastAsia="fr-FR"/>
+        </w:rPr>
+      </w:pPr>
+      <w:r>
+        <w:rPr>
+          <w:rFonts w:cstheme="minorHAnsi"/>
           <w:sz w:val="24"/>
           <w:szCs w:val="24"/>
           <w:lang w:eastAsia="fr-FR"/>
@@ -1842,6 +1975,7 @@
           <w:bottom w:val="single" w:sz="24" w:space="1" w:color="auto"/>
         </w:pBdr>
         <w:rPr>
+          <w:rFonts w:cstheme="minorHAnsi"/>
           <w:sz w:val="24"/>
           <w:szCs w:val="24"/>
           <w:lang w:eastAsia="fr-FR"/>
@@ -1858,6 +1992,7 @@
       </w:r>
       <w:r>
         <w:rPr>
+          <w:rFonts w:cstheme="minorHAnsi"/>
           <w:sz w:val="24"/>
           <w:szCs w:val="24"/>
           <w:lang w:eastAsia="fr-FR"/>
@@ -1868,15 +2003,17 @@
     <w:p>
       <w:pPr>
         <w:rPr>
-          <w:sz w:val="24"/>
-          <w:szCs w:val="24"/>
-          <w:lang w:eastAsia="fr-FR"/>
-        </w:rPr>
-      </w:pPr>
-    </w:p>
-    <w:p>
-      <w:pPr>
-        <w:rPr>
+          <w:rFonts w:cstheme="minorHAnsi"/>
+          <w:sz w:val="24"/>
+          <w:szCs w:val="24"/>
+          <w:lang w:eastAsia="fr-FR"/>
+        </w:rPr>
+      </w:pPr>
+    </w:p>
+    <w:p>
+      <w:pPr>
+        <w:rPr>
+          <w:rFonts w:cstheme="minorHAnsi"/>
           <w:b/>
           <w:sz w:val="24"/>
           <w:szCs w:val="24"/>
@@ -1885,27 +2022,20 @@
       </w:pPr>
       <w:r>
         <w:rPr>
+          <w:rFonts w:cstheme="minorHAnsi"/>
           <w:b/>
           <w:sz w:val="24"/>
           <w:szCs w:val="24"/>
           <w:lang w:eastAsia="fr-FR"/>
         </w:rPr>
-        <w:t>Hegel</w:t>
-      </w:r>
-      <w:r>
-        <w:rPr>
+        <w:t>Hegel XIX</w:t>
+      </w:r>
+      <w:r>
+        <w:rPr>
+          <w:rFonts w:cstheme="minorHAnsi"/>
           <w:b/>
           <w:sz w:val="24"/>
           <w:szCs w:val="24"/>
-          <w:lang w:eastAsia="fr-FR"/>
-        </w:rPr>
-        <w:t xml:space="preserve"> XIX</w:t>
-      </w:r>
-      <w:r>
-        <w:rPr>
-          <w:rFonts w:cstheme="minorHAnsi"/>
-          <w:b/>
-          <w:sz w:val="24"/>
           <w:vertAlign w:val="superscript"/>
         </w:rPr>
         <w:t>ème</w:t>
@@ -1914,13 +2044,15 @@
     <w:p>
       <w:pPr>
         <w:rPr>
-          <w:sz w:val="24"/>
-          <w:szCs w:val="24"/>
-          <w:lang w:eastAsia="fr-FR"/>
-        </w:rPr>
-      </w:pPr>
-      <w:r>
-        <w:rPr>
+          <w:rFonts w:cstheme="minorHAnsi"/>
+          <w:sz w:val="24"/>
+          <w:szCs w:val="24"/>
+          <w:lang w:eastAsia="fr-FR"/>
+        </w:rPr>
+      </w:pPr>
+      <w:r>
+        <w:rPr>
+          <w:rFonts w:cstheme="minorHAnsi"/>
           <w:b/>
           <w:sz w:val="24"/>
           <w:szCs w:val="24"/>
@@ -1931,6 +2063,7 @@
       </w:r>
       <w:r>
         <w:rPr>
+          <w:rFonts w:cstheme="minorHAnsi"/>
           <w:sz w:val="24"/>
           <w:szCs w:val="24"/>
           <w:lang w:eastAsia="fr-FR"/>
@@ -1941,6 +2074,7 @@
     <w:p>
       <w:pPr>
         <w:rPr>
+          <w:rFonts w:cstheme="minorHAnsi"/>
           <w:b/>
           <w:sz w:val="24"/>
           <w:szCs w:val="24"/>
@@ -1949,6 +2083,7 @@
       </w:pPr>
       <w:r>
         <w:rPr>
+          <w:rFonts w:cstheme="minorHAnsi"/>
           <w:b/>
           <w:sz w:val="24"/>
           <w:szCs w:val="24"/>
@@ -1965,13 +2100,15 @@
           <w:numId w:val="15"/>
         </w:numPr>
         <w:rPr>
-          <w:sz w:val="24"/>
-          <w:szCs w:val="24"/>
-          <w:lang w:eastAsia="fr-FR"/>
-        </w:rPr>
-      </w:pPr>
-      <w:r>
-        <w:rPr>
+          <w:rFonts w:cstheme="minorHAnsi"/>
+          <w:sz w:val="24"/>
+          <w:szCs w:val="24"/>
+          <w:lang w:eastAsia="fr-FR"/>
+        </w:rPr>
+      </w:pPr>
+      <w:r>
+        <w:rPr>
+          <w:rFonts w:cstheme="minorHAnsi"/>
           <w:sz w:val="24"/>
           <w:szCs w:val="24"/>
           <w:lang w:eastAsia="fr-FR"/>
@@ -1987,13 +2124,15 @@
           <w:numId w:val="15"/>
         </w:numPr>
         <w:rPr>
-          <w:sz w:val="24"/>
-          <w:szCs w:val="24"/>
-          <w:lang w:eastAsia="fr-FR"/>
-        </w:rPr>
-      </w:pPr>
-      <w:r>
-        <w:rPr>
+          <w:rFonts w:cstheme="minorHAnsi"/>
+          <w:sz w:val="24"/>
+          <w:szCs w:val="24"/>
+          <w:lang w:eastAsia="fr-FR"/>
+        </w:rPr>
+      </w:pPr>
+      <w:r>
+        <w:rPr>
+          <w:rFonts w:cstheme="minorHAnsi"/>
           <w:sz w:val="24"/>
           <w:szCs w:val="24"/>
           <w:lang w:eastAsia="fr-FR"/>
@@ -2009,13 +2148,15 @@
           <w:numId w:val="15"/>
         </w:numPr>
         <w:rPr>
-          <w:sz w:val="24"/>
-          <w:szCs w:val="24"/>
-          <w:lang w:eastAsia="fr-FR"/>
-        </w:rPr>
-      </w:pPr>
-      <w:r>
-        <w:rPr>
+          <w:rFonts w:cstheme="minorHAnsi"/>
+          <w:sz w:val="24"/>
+          <w:szCs w:val="24"/>
+          <w:lang w:eastAsia="fr-FR"/>
+        </w:rPr>
+      </w:pPr>
+      <w:r>
+        <w:rPr>
+          <w:rFonts w:cstheme="minorHAnsi"/>
           <w:sz w:val="24"/>
           <w:szCs w:val="24"/>
           <w:lang w:eastAsia="fr-FR"/>
@@ -2029,6 +2170,7 @@
           <w:bottom w:val="single" w:sz="4" w:space="1" w:color="auto"/>
         </w:pBdr>
         <w:rPr>
+          <w:rFonts w:cstheme="minorHAnsi"/>
           <w:sz w:val="24"/>
           <w:szCs w:val="24"/>
           <w:lang w:eastAsia="fr-FR"/>
@@ -2045,6 +2187,7 @@
       </w:r>
       <w:r>
         <w:rPr>
+          <w:rFonts w:cstheme="minorHAnsi"/>
           <w:sz w:val="24"/>
           <w:szCs w:val="24"/>
           <w:lang w:eastAsia="fr-FR"/>
@@ -2055,6 +2198,7 @@
     <w:p>
       <w:pPr>
         <w:rPr>
+          <w:rFonts w:cstheme="minorHAnsi"/>
           <w:b/>
           <w:sz w:val="24"/>
           <w:szCs w:val="24"/>
@@ -2063,6 +2207,7 @@
       </w:pPr>
       <w:r>
         <w:rPr>
+          <w:rFonts w:cstheme="minorHAnsi"/>
           <w:b/>
           <w:sz w:val="24"/>
           <w:szCs w:val="24"/>
@@ -2075,6 +2220,7 @@
           <w:rFonts w:cstheme="minorHAnsi"/>
           <w:b/>
           <w:sz w:val="24"/>
+          <w:szCs w:val="24"/>
           <w:vertAlign w:val="superscript"/>
         </w:rPr>
         <w:t>ème</w:t>
@@ -2083,13 +2229,15 @@
     <w:p>
       <w:pPr>
         <w:rPr>
-          <w:sz w:val="24"/>
-          <w:szCs w:val="24"/>
-          <w:lang w:eastAsia="fr-FR"/>
-        </w:rPr>
-      </w:pPr>
-      <w:r>
-        <w:rPr>
+          <w:rFonts w:cstheme="minorHAnsi"/>
+          <w:sz w:val="24"/>
+          <w:szCs w:val="24"/>
+          <w:lang w:eastAsia="fr-FR"/>
+        </w:rPr>
+      </w:pPr>
+      <w:r>
+        <w:rPr>
+          <w:rFonts w:cstheme="minorHAnsi"/>
           <w:b/>
           <w:sz w:val="24"/>
           <w:szCs w:val="24"/>
@@ -2099,6 +2247,7 @@
       </w:r>
       <w:r>
         <w:rPr>
+          <w:rFonts w:cstheme="minorHAnsi"/>
           <w:sz w:val="24"/>
           <w:szCs w:val="24"/>
           <w:lang w:eastAsia="fr-FR"/>
@@ -2109,6 +2258,7 @@
     <w:p>
       <w:pPr>
         <w:rPr>
+          <w:rFonts w:cstheme="minorHAnsi"/>
           <w:b/>
           <w:sz w:val="24"/>
           <w:szCs w:val="24"/>
@@ -2117,6 +2267,7 @@
       </w:pPr>
       <w:r>
         <w:rPr>
+          <w:rFonts w:cstheme="minorHAnsi"/>
           <w:b/>
           <w:sz w:val="24"/>
           <w:szCs w:val="24"/>
@@ -2133,13 +2284,15 @@
           <w:numId w:val="16"/>
         </w:numPr>
         <w:rPr>
-          <w:sz w:val="24"/>
-          <w:szCs w:val="24"/>
-          <w:lang w:eastAsia="fr-FR"/>
-        </w:rPr>
-      </w:pPr>
-      <w:r>
-        <w:rPr>
+          <w:rFonts w:cstheme="minorHAnsi"/>
+          <w:sz w:val="24"/>
+          <w:szCs w:val="24"/>
+          <w:lang w:eastAsia="fr-FR"/>
+        </w:rPr>
+      </w:pPr>
+      <w:r>
+        <w:rPr>
+          <w:rFonts w:cstheme="minorHAnsi"/>
           <w:sz w:val="24"/>
           <w:szCs w:val="24"/>
           <w:lang w:eastAsia="fr-FR"/>
@@ -2155,13 +2308,15 @@
           <w:numId w:val="16"/>
         </w:numPr>
         <w:rPr>
-          <w:sz w:val="24"/>
-          <w:szCs w:val="24"/>
-          <w:lang w:eastAsia="fr-FR"/>
-        </w:rPr>
-      </w:pPr>
-      <w:r>
-        <w:rPr>
+          <w:rFonts w:cstheme="minorHAnsi"/>
+          <w:sz w:val="24"/>
+          <w:szCs w:val="24"/>
+          <w:lang w:eastAsia="fr-FR"/>
+        </w:rPr>
+      </w:pPr>
+      <w:r>
+        <w:rPr>
+          <w:rFonts w:cstheme="minorHAnsi"/>
           <w:sz w:val="24"/>
           <w:szCs w:val="24"/>
           <w:lang w:eastAsia="fr-FR"/>
@@ -2177,13 +2332,15 @@
           <w:numId w:val="16"/>
         </w:numPr>
         <w:rPr>
-          <w:sz w:val="24"/>
-          <w:szCs w:val="24"/>
-          <w:lang w:eastAsia="fr-FR"/>
-        </w:rPr>
-      </w:pPr>
-      <w:r>
-        <w:rPr>
+          <w:rFonts w:cstheme="minorHAnsi"/>
+          <w:sz w:val="24"/>
+          <w:szCs w:val="24"/>
+          <w:lang w:eastAsia="fr-FR"/>
+        </w:rPr>
+      </w:pPr>
+      <w:r>
+        <w:rPr>
+          <w:rFonts w:cstheme="minorHAnsi"/>
           <w:sz w:val="24"/>
           <w:szCs w:val="24"/>
           <w:lang w:eastAsia="fr-FR"/>
@@ -2197,6 +2354,7 @@
           <w:bottom w:val="single" w:sz="4" w:space="1" w:color="auto"/>
         </w:pBdr>
         <w:rPr>
+          <w:rFonts w:cstheme="minorHAnsi"/>
           <w:sz w:val="24"/>
           <w:szCs w:val="24"/>
           <w:lang w:eastAsia="fr-FR"/>
@@ -2213,6 +2371,7 @@
       </w:r>
       <w:r>
         <w:rPr>
+          <w:rFonts w:cstheme="minorHAnsi"/>
           <w:sz w:val="24"/>
           <w:szCs w:val="24"/>
           <w:lang w:eastAsia="fr-FR"/>
